--- a/dosyalar/8-sinif/arapca-8-2d1y-klasik.docx
+++ b/dosyalar/8-sinif/arapca-8-2d1y-klasik.docx
@@ -658,7 +658,7 @@
                 <w:szCs w:val="30"/>
                 <w:rtl/>
               </w:rPr>
-              <w:t xml:space="preserve">اَلْبِيئَةُ</w:t>
+              <w:t xml:space="preserve">اَلبِيئَةُ</w:t>
             </w:r>
           </w:p>
         </w:tc>
@@ -754,7 +754,7 @@
                 <w:szCs w:val="30"/>
                 <w:rtl/>
               </w:rPr>
-              <w:t xml:space="preserve">اَلتَّلَوُّثُ</w:t>
+              <w:t xml:space="preserve">اَلتَّلَوُّثُ</w:t>
             </w:r>
           </w:p>
         </w:tc>
@@ -850,7 +850,7 @@
                 <w:szCs w:val="30"/>
                 <w:rtl/>
               </w:rPr>
-              <w:t xml:space="preserve">اَلشَّجَرَةُ</w:t>
+              <w:t xml:space="preserve">اَلشَّجَرَةُ</w:t>
             </w:r>
           </w:p>
         </w:tc>
@@ -946,7 +946,7 @@
                 <w:szCs w:val="30"/>
                 <w:rtl/>
               </w:rPr>
-              <w:t xml:space="preserve">اَلطَّيْرُ</w:t>
+              <w:t xml:space="preserve">اَلطَّيْرُ</w:t>
             </w:r>
           </w:p>
         </w:tc>
@@ -1042,7 +1042,7 @@
                 <w:szCs w:val="30"/>
                 <w:rtl/>
               </w:rPr>
-              <w:t xml:space="preserve">اَلزَّلْزَالُ</w:t>
+              <w:t xml:space="preserve">اَلزَّلْزَالُ</w:t>
             </w:r>
           </w:p>
         </w:tc>
@@ -1138,7 +1138,7 @@
                 <w:szCs w:val="30"/>
                 <w:rtl/>
               </w:rPr>
-              <w:t xml:space="preserve">اَلْحَرِيقُ</w:t>
+              <w:t xml:space="preserve">اَلحَرِيقُ</w:t>
             </w:r>
           </w:p>
         </w:tc>
@@ -2123,7 +2123,7 @@
                 <w:szCs w:val="28"/>
                 <w:rtl/>
               </w:rPr>
-              <w:t xml:space="preserve">اَلْحِصَانُ</w:t>
+              <w:t xml:space="preserve">اَلحِصَانُ</w:t>
             </w:r>
           </w:p>
         </w:tc>
@@ -2293,7 +2293,7 @@
                 <w:szCs w:val="28"/>
                 <w:rtl/>
               </w:rPr>
-              <w:t xml:space="preserve">اَلْغَزَالُ</w:t>
+              <w:t xml:space="preserve">اَلغَزَالُ</w:t>
             </w:r>
           </w:p>
         </w:tc>
@@ -2463,7 +2463,7 @@
                 <w:szCs w:val="28"/>
                 <w:rtl/>
               </w:rPr>
-              <w:t xml:space="preserve">اَلسَّمَكُ</w:t>
+              <w:t xml:space="preserve">اَلسَّمَكُ</w:t>
             </w:r>
           </w:p>
         </w:tc>
@@ -2633,7 +2633,7 @@
                 <w:szCs w:val="28"/>
                 <w:rtl/>
               </w:rPr>
-              <w:t xml:space="preserve">اَلْكَلْبُ</w:t>
+              <w:t xml:space="preserve">اَلكَلْبُ</w:t>
             </w:r>
           </w:p>
         </w:tc>
@@ -2803,7 +2803,7 @@
                 <w:szCs w:val="28"/>
                 <w:rtl/>
               </w:rPr>
-              <w:t xml:space="preserve">اَلْقِطَّةُ</w:t>
+              <w:t xml:space="preserve">اَلقِطَّةُ</w:t>
             </w:r>
           </w:p>
         </w:tc>
@@ -2973,7 +2973,7 @@
                 <w:szCs w:val="28"/>
                 <w:rtl/>
               </w:rPr>
-              <w:t xml:space="preserve">اَلطَّيْرُ</w:t>
+              <w:t xml:space="preserve">اَلطَّيْرُ</w:t>
             </w:r>
           </w:p>
         </w:tc>
@@ -3223,7 +3223,7 @@
                 <w:szCs w:val="30"/>
                 <w:rtl/>
               </w:rPr>
-              <w:t xml:space="preserve">نُحَافِظُ   —   يَجِبُ   —   الْمَاءَ   —   النِّفَايَاتِ   —   التَّدْوِيرِ   —   لِذَلِكَ   —   هُنَاكَ</w:t>
+              <w:t xml:space="preserve">نُحَافِظُ   —   يَجِبُ   —   المَاءَ   —   النِّفَايَاتِ   —   التَّدْوِيرِ   —   لِذَلِكَ   —   هُنَاكَ</w:t>
             </w:r>
           </w:p>
         </w:tc>
@@ -3330,7 +3330,7 @@
                 <w:szCs w:val="28"/>
                 <w:rtl/>
               </w:rPr>
-              <w:t xml:space="preserve">……………………… عَلَى نَظَافَةِ الْبِيئَةِ.</w:t>
+              <w:t xml:space="preserve">……………………… عَلَى نَظَافَةِ البِيئَةِ.</w:t>
             </w:r>
           </w:p>
         </w:tc>
@@ -3402,7 +3402,7 @@
                 <w:szCs w:val="28"/>
                 <w:rtl/>
               </w:rPr>
-              <w:t xml:space="preserve">……………………… أَنْ نَغْرِسَ الْأَشْجَارَ فِي كُلِّ رَبِيعٍ.</w:t>
+              <w:t xml:space="preserve">……………………… أَنْ نَغْرِسَ الأَشْجَارَ فِي كُلِّ رَبِيعٍ.</w:t>
             </w:r>
           </w:p>
         </w:tc>
@@ -3474,7 +3474,7 @@
                 <w:szCs w:val="28"/>
                 <w:rtl/>
               </w:rPr>
-              <w:t xml:space="preserve">لَا تُلَوِّثِ ……………………… فِي الْأَنْهَارِ وَالْبِحَارِ.</w:t>
+              <w:t xml:space="preserve">لَا تُلَوِّثِ ……………………… فِي الأَنْهَارِ وَالْبِحَارِ.</w:t>
             </w:r>
           </w:p>
         </w:tc>
@@ -3546,7 +3546,7 @@
                 <w:szCs w:val="28"/>
                 <w:rtl/>
               </w:rPr>
-              <w:t xml:space="preserve">نَضَعُ ……………………… فِي السَّلَّةِ.</w:t>
+              <w:t xml:space="preserve">نَضَعُ ……………………… فِي السَّلَّةِ.</w:t>
             </w:r>
           </w:p>
         </w:tc>
@@ -3618,7 +3618,7 @@
                 <w:szCs w:val="28"/>
                 <w:rtl/>
               </w:rPr>
-              <w:t xml:space="preserve">اَلْوَرَقُ يَدْخُلُ فِي عَمَلِيَّةِ إِعَادَةِ ……………………… .</w:t>
+              <w:t xml:space="preserve">اَلوَرَقُ يَدْخُلُ فِي عَمَلِيَّةِ إِعَادَةِ ……………………… .</w:t>
             </w:r>
           </w:p>
         </w:tc>
@@ -3690,7 +3690,7 @@
                 <w:szCs w:val="28"/>
                 <w:rtl/>
               </w:rPr>
-              <w:t xml:space="preserve">اَلتَّلَوُّثُ خَطَرٌ كَبِيرٌ؛ ……………………… نَحْنُ مَسْؤُولُونَ.</w:t>
+              <w:t xml:space="preserve">اَلتَّلَوُّثُ خَطَرٌ كَبِيرٌ؛ ……………………… نَحْنُ مَسْؤُولُونَ.</w:t>
             </w:r>
           </w:p>
         </w:tc>
@@ -3762,7 +3762,7 @@
                 <w:szCs w:val="28"/>
                 <w:rtl/>
               </w:rPr>
-              <w:t xml:space="preserve">……………………… حَدِيقَةٌ وَاسِعَةٌ خَلْفَ الْمَدْرَسَةِ.</w:t>
+              <w:t xml:space="preserve">……………………… حَدِيقَةٌ وَاسِعَةٌ خَلْفَ المَدْرَسَةِ.</w:t>
             </w:r>
           </w:p>
         </w:tc>
@@ -3869,7 +3869,7 @@
           <w:sz w:val="20"/>
           <w:szCs w:val="20"/>
         </w:rPr>
-        <w:t xml:space="preserve">1.  «يَجِبُ أَنْ نُحَافِظَ عَلَى الْبِيئَةِ» cümlesinin Türkçe anlamı hangisidir?</w:t>
+        <w:t xml:space="preserve">1.  «يَجِبُ أَنْ نُحَافِظَ عَلَى البِيئَةِ» cümlesinin Türkçe anlamı hangisidir?</w:t>
       </w:r>
     </w:p>
     <w:tbl>
@@ -4181,7 +4181,7 @@
                 <w:szCs w:val="28"/>
                 <w:rtl/>
               </w:rPr>
-              <w:t xml:space="preserve">اَلزَّلْزَالُ</w:t>
+              <w:t xml:space="preserve">اَلزَّلْزَالُ</w:t>
             </w:r>
           </w:p>
         </w:tc>
@@ -4231,7 +4231,7 @@
                 <w:szCs w:val="28"/>
                 <w:rtl/>
               </w:rPr>
-              <w:t xml:space="preserve">اَلْفَيَضَانُ</w:t>
+              <w:t xml:space="preserve">اَلفَيَضَانُ</w:t>
             </w:r>
           </w:p>
         </w:tc>
@@ -4286,7 +4286,7 @@
                 <w:szCs w:val="28"/>
                 <w:rtl/>
               </w:rPr>
-              <w:t xml:space="preserve">اَلْعَاصِفَةُ</w:t>
+              <w:t xml:space="preserve">اَلعَاصِفَةُ</w:t>
             </w:r>
           </w:p>
         </w:tc>
@@ -4336,7 +4336,7 @@
                 <w:szCs w:val="28"/>
                 <w:rtl/>
               </w:rPr>
-              <w:t xml:space="preserve">اَلْمَكْتَبَةُ</w:t>
+              <w:t xml:space="preserve">اَلمَكْتَبَةُ</w:t>
             </w:r>
           </w:p>
         </w:tc>
@@ -4428,7 +4428,7 @@
                 <w:szCs w:val="28"/>
                 <w:rtl/>
               </w:rPr>
-              <w:t xml:space="preserve">اُشْرُبِ الْمَاءَ!</w:t>
+              <w:t xml:space="preserve">اُشْرُبِ المَاءَ!</w:t>
             </w:r>
           </w:p>
         </w:tc>
@@ -4478,7 +4478,7 @@
                 <w:szCs w:val="28"/>
                 <w:rtl/>
               </w:rPr>
-              <w:t xml:space="preserve">أَيْنَ الْمَاءُ؟</w:t>
+              <w:t xml:space="preserve">أَيْن المَاءُ؟</w:t>
             </w:r>
           </w:p>
         </w:tc>
@@ -4533,7 +4533,7 @@
                 <w:szCs w:val="28"/>
                 <w:rtl/>
               </w:rPr>
-              <w:t xml:space="preserve">لَا تُسْرِفْ فِي الْمَاءِ!</w:t>
+              <w:t xml:space="preserve">لَا تُسْرِفْ فِي المَاءِ!</w:t>
             </w:r>
           </w:p>
         </w:tc>
@@ -5375,7 +5375,7 @@
                 <w:szCs w:val="28"/>
                 <w:rtl/>
               </w:rPr>
-              <w:t xml:space="preserve">اَلْأَشْجَارُ تُنَظِّفُ الْهَوَاءَ.</w:t>
+              <w:t xml:space="preserve">اَلأَشْجَارُ تُنَظِّفُ الهَوَاءَ.</w:t>
             </w:r>
           </w:p>
         </w:tc>
@@ -5501,7 +5501,7 @@
                 <w:szCs w:val="28"/>
                 <w:rtl/>
               </w:rPr>
-              <w:t xml:space="preserve">اَلتَّلَوُّثُ مُفِيدٌ لِلْبِيئَةِ.</w:t>
+              <w:t xml:space="preserve">اَلتَّلَوُّثُ مُفِيدٌ لِلْبِيئَةِ.</w:t>
             </w:r>
           </w:p>
         </w:tc>
@@ -5627,7 +5627,7 @@
                 <w:szCs w:val="28"/>
                 <w:rtl/>
               </w:rPr>
-              <w:t xml:space="preserve">اَلسَّمَكُ يَعِيشُ فِي الْمَاءِ.</w:t>
+              <w:t xml:space="preserve">اَلسَّمَكُ يَعِيشُ فِي المَاءِ.</w:t>
             </w:r>
           </w:p>
         </w:tc>
@@ -5753,7 +5753,7 @@
                 <w:szCs w:val="28"/>
                 <w:rtl/>
               </w:rPr>
-              <w:t xml:space="preserve">اَلزَّلْزَالُ كَارِثَةٌ طَبِيعِيَّةٌ.</w:t>
+              <w:t xml:space="preserve">اَلزَّلْزَالُ كَارِثَةٌ طَبِيعِيَّةٌ.</w:t>
             </w:r>
           </w:p>
         </w:tc>
@@ -5879,7 +5879,7 @@
                 <w:szCs w:val="28"/>
                 <w:rtl/>
               </w:rPr>
-              <w:t xml:space="preserve">نَرْمِي النِّفَايَاتِ فِي الشَّارِعِ.</w:t>
+              <w:t xml:space="preserve">نَرْمِي النِّفَايَاتِ فِي الشَّارِعِ.</w:t>
             </w:r>
           </w:p>
         </w:tc>
@@ -6112,7 +6112,7 @@
                 <w:szCs w:val="28"/>
                 <w:rtl/>
               </w:rPr>
-              <w:t xml:space="preserve">الْبِيئَةِ  ـ  عَلَى  ـ  نُحَافِظَ  ـ  أَنْ  ـ  يَجِبُ</w:t>
+              <w:t xml:space="preserve">البِيئَةِ  ـ  عَلَى  ـ  نُحَافِظَ  ـ  أَنْ  ـ  يَجِبُ</w:t>
             </w:r>
           </w:p>
         </w:tc>
@@ -6184,7 +6184,7 @@
                 <w:szCs w:val="28"/>
                 <w:rtl/>
               </w:rPr>
-              <w:t xml:space="preserve">الْحَدِيقَةِ  ـ  فِي  ـ  شَجَرَةً  ـ  غَرَسْتُ</w:t>
+              <w:t xml:space="preserve">الحَدِيقَةِ  ـ  فِي  ـ  شَجَرَةً  ـ  غَرَسْتُ</w:t>
             </w:r>
           </w:p>
         </w:tc>
@@ -6256,7 +6256,7 @@
                 <w:szCs w:val="28"/>
                 <w:rtl/>
               </w:rPr>
-              <w:t xml:space="preserve">الشَّجَرَةِ  ـ  تَحْتَ  ـ  الْقِطَّةُ</w:t>
+              <w:t xml:space="preserve">الشَّجَرَةِ  ـ  تَحْتَ  ـ  القِطَّةُ</w:t>
             </w:r>
           </w:p>
         </w:tc>
@@ -6328,7 +6328,7 @@
                 <w:szCs w:val="28"/>
                 <w:rtl/>
               </w:rPr>
-              <w:t xml:space="preserve">كَبِيرَةٌ  ـ  كَارِثَةٌ  ـ  الزَّلْزَالُ</w:t>
+              <w:t xml:space="preserve">كَبِيرَةٌ  ـ  كَارِثَةٌ  ـ  الزَّلْزَالُ</w:t>
             </w:r>
           </w:p>
         </w:tc>
@@ -6400,7 +6400,7 @@
                 <w:szCs w:val="28"/>
                 <w:rtl/>
               </w:rPr>
-              <w:t xml:space="preserve">الْمَاءِ  ـ  فِي  ـ  تُسْرِفْ  ـ  لَا</w:t>
+              <w:t xml:space="preserve">المَاءِ  ـ  فِي  ـ  تُسْرِفْ  ـ  لَا</w:t>
             </w:r>
           </w:p>
         </w:tc>
@@ -6552,7 +6552,7 @@
                 <w:szCs w:val="30"/>
                 <w:rtl/>
               </w:rPr>
-              <w:t xml:space="preserve">اَلْبِيئَةُ   —   نَظِيفٌ   —   يَجِبُ أَنْ   —   نُحَافِظُ   —   شَجَرَةٌ   —   اَلْمَاءُ   —   اَلنِّفَايَاتُ   —   لَا تَرْمِ</w:t>
+              <w:t xml:space="preserve">اَلبِيئَةُ   —   نَظِيفٌ   —   يَجِبُ أَنْ   —   نُحَافِظُ   —   شَجَرَةٌ   —   اَلمَاءُ   —   اَلنِّفَايَاتُ   —   لَا تَرْمِ</w:t>
             </w:r>
           </w:p>
         </w:tc>
@@ -7156,7 +7156,7 @@
                 <w:szCs w:val="27"/>
                 <w:rtl/>
               </w:rPr>
-              <w:t xml:space="preserve">يَجِبُ أَنْ نُحَافِظَ عَلَى الْبِيئَةِ. · لَا تُسْرِفْ فِي الْمَاءِ!</w:t>
+              <w:t xml:space="preserve">يَجِبُ أَنْ نُحَافِظَ عَلَى البِيئَةِ. · لَا تُسْرِفْ فِي المَاءِ!</w:t>
             </w:r>
           </w:p>
           <w:p>
@@ -7174,7 +7174,7 @@
                 <w:szCs w:val="27"/>
                 <w:rtl/>
               </w:rPr>
-              <w:t xml:space="preserve">غَرَسْتُ شَجَرَةً فِي الْحَدِيقَةِ. · اَلْقِطَّةُ تَحْتَ الشَّجَرَةِ.</w:t>
+              <w:t xml:space="preserve">غَرَسْتُ شَجَرَةً فِي الحَدِيقَةِ. · اَلقِطَّةُ تَحْتَ الشَّجَرَةِ.</w:t>
             </w:r>
           </w:p>
           <w:p>
@@ -7192,7 +7192,7 @@
                 <w:szCs w:val="27"/>
                 <w:rtl/>
               </w:rPr>
-              <w:t xml:space="preserve">اِرْحَمُوا الْحَيَوَانَاتِ. · اَلزَّلْزَالُ كَارِثَةٌ كَبِيرَةٌ.</w:t>
+              <w:t xml:space="preserve">اِرْحَمُوا الحَيَوَانَاتِ. · اَلزَّلْزَالُ كَارِثَةٌ كَبِيرَةٌ.</w:t>
             </w:r>
           </w:p>
         </w:tc>
@@ -7380,7 +7380,7 @@
                 <w:szCs w:val="27"/>
                 <w:rtl/>
               </w:rPr>
-              <w:t xml:space="preserve">نُحَافِظُ ، يَجِبُ ، الْمَاءَ ، النِّفَايَاتِ ،</w:t>
+              <w:t xml:space="preserve">نُحَافِظُ ، يَجِبُ ، المَاءَ ، النِّفَايَاتِ ،</w:t>
             </w:r>
           </w:p>
           <w:p>
@@ -7398,7 +7398,7 @@
                 <w:szCs w:val="27"/>
                 <w:rtl/>
               </w:rPr>
-              <w:t xml:space="preserve">التَّدْوِيرِ ، لِذَلِكَ ، هُنَاكَ</w:t>
+              <w:t xml:space="preserve">التَّدْوِيرِ ، لِذَلِكَ ، هُنَاكَ</w:t>
             </w:r>
           </w:p>
         </w:tc>
@@ -7680,7 +7680,7 @@
                 <w:szCs w:val="27"/>
                 <w:rtl/>
               </w:rPr>
-              <w:t xml:space="preserve">يَجِبُ أَنْ نُحَافِظَ عَلَى الْبِيئَةِ. · غَرَسْتُ شَجَرَةً فِي الْحَدِيقَةِ.</w:t>
+              <w:t xml:space="preserve">يَجِبُ أَنْ نُحَافِظَ عَلَى البِيئَةِ. · غَرَسْتُ شَجَرَةً فِي الحَدِيقَةِ.</w:t>
             </w:r>
           </w:p>
           <w:p>
@@ -7698,7 +7698,7 @@
                 <w:szCs w:val="27"/>
                 <w:rtl/>
               </w:rPr>
-              <w:t xml:space="preserve">اَلْقِطَّةُ تَحْتَ الشَّجَرَةِ. · اَلزَّلْزَالُ كَارِثَةٌ كَبِيرَةٌ.</w:t>
+              <w:t xml:space="preserve">اَلقِطَّةُ تَحْتَ الشَّجَرَةِ. · اَلزَّلْزَالُ كَارِثَةٌ كَبِيرَةٌ.</w:t>
             </w:r>
           </w:p>
           <w:p>
@@ -7716,7 +7716,7 @@
                 <w:szCs w:val="27"/>
                 <w:rtl/>
               </w:rPr>
-              <w:t xml:space="preserve">لَا تُسْرِفْ فِي الْمَاءِ.</w:t>
+              <w:t xml:space="preserve">لَا تُسْرِفْ فِي المَاءِ.</w:t>
             </w:r>
           </w:p>
         </w:tc>

--- a/dosyalar/8-sinif/arapca-8-2d1y-klasik.docx
+++ b/dosyalar/8-sinif/arapca-8-2d1y-klasik.docx
@@ -650,7 +650,7 @@
             </w:pPr>
             <w:r>
               <w:rPr>
-                <w:rFonts w:ascii="Markazi Text" w:cs="Markazi Text" w:eastAsia="Markazi Text" w:hAnsi="Markazi Text"/>
+                <w:rFonts w:ascii="Arakom" w:cs="Arakom" w:eastAsia="Arakom" w:hAnsi="Arakom"/>
                 <w:b w:val="false"/>
                 <w:bCs w:val="false"/>
                 <w:color w:val="111111"/>
@@ -746,7 +746,7 @@
             </w:pPr>
             <w:r>
               <w:rPr>
-                <w:rFonts w:ascii="Markazi Text" w:cs="Markazi Text" w:eastAsia="Markazi Text" w:hAnsi="Markazi Text"/>
+                <w:rFonts w:ascii="Arakom" w:cs="Arakom" w:eastAsia="Arakom" w:hAnsi="Arakom"/>
                 <w:b w:val="false"/>
                 <w:bCs w:val="false"/>
                 <w:color w:val="111111"/>
@@ -842,7 +842,7 @@
             </w:pPr>
             <w:r>
               <w:rPr>
-                <w:rFonts w:ascii="Markazi Text" w:cs="Markazi Text" w:eastAsia="Markazi Text" w:hAnsi="Markazi Text"/>
+                <w:rFonts w:ascii="Arakom" w:cs="Arakom" w:eastAsia="Arakom" w:hAnsi="Arakom"/>
                 <w:b w:val="false"/>
                 <w:bCs w:val="false"/>
                 <w:color w:val="111111"/>
@@ -938,7 +938,7 @@
             </w:pPr>
             <w:r>
               <w:rPr>
-                <w:rFonts w:ascii="Markazi Text" w:cs="Markazi Text" w:eastAsia="Markazi Text" w:hAnsi="Markazi Text"/>
+                <w:rFonts w:ascii="Arakom" w:cs="Arakom" w:eastAsia="Arakom" w:hAnsi="Arakom"/>
                 <w:b w:val="false"/>
                 <w:bCs w:val="false"/>
                 <w:color w:val="111111"/>
@@ -1034,7 +1034,7 @@
             </w:pPr>
             <w:r>
               <w:rPr>
-                <w:rFonts w:ascii="Markazi Text" w:cs="Markazi Text" w:eastAsia="Markazi Text" w:hAnsi="Markazi Text"/>
+                <w:rFonts w:ascii="Arakom" w:cs="Arakom" w:eastAsia="Arakom" w:hAnsi="Arakom"/>
                 <w:b w:val="false"/>
                 <w:bCs w:val="false"/>
                 <w:color w:val="111111"/>
@@ -1130,7 +1130,7 @@
             </w:pPr>
             <w:r>
               <w:rPr>
-                <w:rFonts w:ascii="Markazi Text" w:cs="Markazi Text" w:eastAsia="Markazi Text" w:hAnsi="Markazi Text"/>
+                <w:rFonts w:ascii="Arakom" w:cs="Arakom" w:eastAsia="Arakom" w:hAnsi="Arakom"/>
                 <w:b w:val="false"/>
                 <w:bCs w:val="false"/>
                 <w:color w:val="111111"/>
@@ -1459,7 +1459,7 @@
             </w:pPr>
             <w:r>
               <w:rPr>
-                <w:rFonts w:ascii="Markazi Text" w:cs="Markazi Text" w:eastAsia="Markazi Text" w:hAnsi="Markazi Text"/>
+                <w:rFonts w:ascii="Arakom" w:cs="Arakom" w:eastAsia="Arakom" w:hAnsi="Arakom"/>
                 <w:b w:val="false"/>
                 <w:bCs w:val="false"/>
                 <w:color w:val="111111"/>
@@ -1555,7 +1555,7 @@
             </w:pPr>
             <w:r>
               <w:rPr>
-                <w:rFonts w:ascii="Markazi Text" w:cs="Markazi Text" w:eastAsia="Markazi Text" w:hAnsi="Markazi Text"/>
+                <w:rFonts w:ascii="Arakom" w:cs="Arakom" w:eastAsia="Arakom" w:hAnsi="Arakom"/>
                 <w:b w:val="false"/>
                 <w:bCs w:val="false"/>
                 <w:color w:val="111111"/>
@@ -1651,7 +1651,7 @@
             </w:pPr>
             <w:r>
               <w:rPr>
-                <w:rFonts w:ascii="Markazi Text" w:cs="Markazi Text" w:eastAsia="Markazi Text" w:hAnsi="Markazi Text"/>
+                <w:rFonts w:ascii="Arakom" w:cs="Arakom" w:eastAsia="Arakom" w:hAnsi="Arakom"/>
                 <w:b w:val="false"/>
                 <w:bCs w:val="false"/>
                 <w:color w:val="111111"/>
@@ -1747,7 +1747,7 @@
             </w:pPr>
             <w:r>
               <w:rPr>
-                <w:rFonts w:ascii="Markazi Text" w:cs="Markazi Text" w:eastAsia="Markazi Text" w:hAnsi="Markazi Text"/>
+                <w:rFonts w:ascii="Arakom" w:cs="Arakom" w:eastAsia="Arakom" w:hAnsi="Arakom"/>
                 <w:b w:val="false"/>
                 <w:bCs w:val="false"/>
                 <w:color w:val="111111"/>
@@ -1843,7 +1843,7 @@
             </w:pPr>
             <w:r>
               <w:rPr>
-                <w:rFonts w:ascii="Markazi Text" w:cs="Markazi Text" w:eastAsia="Markazi Text" w:hAnsi="Markazi Text"/>
+                <w:rFonts w:ascii="Arakom" w:cs="Arakom" w:eastAsia="Arakom" w:hAnsi="Arakom"/>
                 <w:b w:val="false"/>
                 <w:bCs w:val="false"/>
                 <w:color w:val="111111"/>
@@ -1939,7 +1939,7 @@
             </w:pPr>
             <w:r>
               <w:rPr>
-                <w:rFonts w:ascii="Markazi Text" w:cs="Markazi Text" w:eastAsia="Markazi Text" w:hAnsi="Markazi Text"/>
+                <w:rFonts w:ascii="Arakom" w:cs="Arakom" w:eastAsia="Arakom" w:hAnsi="Arakom"/>
                 <w:b w:val="false"/>
                 <w:bCs w:val="false"/>
                 <w:color w:val="111111"/>
@@ -2115,7 +2115,7 @@
             </w:pPr>
             <w:r>
               <w:rPr>
-                <w:rFonts w:ascii="Markazi Text" w:cs="Markazi Text" w:eastAsia="Markazi Text" w:hAnsi="Markazi Text"/>
+                <w:rFonts w:ascii="Arakom" w:cs="Arakom" w:eastAsia="Arakom" w:hAnsi="Arakom"/>
                 <w:b w:val="false"/>
                 <w:bCs w:val="false"/>
                 <w:color w:val="111111"/>
@@ -2285,7 +2285,7 @@
             </w:pPr>
             <w:r>
               <w:rPr>
-                <w:rFonts w:ascii="Markazi Text" w:cs="Markazi Text" w:eastAsia="Markazi Text" w:hAnsi="Markazi Text"/>
+                <w:rFonts w:ascii="Arakom" w:cs="Arakom" w:eastAsia="Arakom" w:hAnsi="Arakom"/>
                 <w:b w:val="false"/>
                 <w:bCs w:val="false"/>
                 <w:color w:val="111111"/>
@@ -2455,7 +2455,7 @@
             </w:pPr>
             <w:r>
               <w:rPr>
-                <w:rFonts w:ascii="Markazi Text" w:cs="Markazi Text" w:eastAsia="Markazi Text" w:hAnsi="Markazi Text"/>
+                <w:rFonts w:ascii="Arakom" w:cs="Arakom" w:eastAsia="Arakom" w:hAnsi="Arakom"/>
                 <w:b w:val="false"/>
                 <w:bCs w:val="false"/>
                 <w:color w:val="111111"/>
@@ -2625,7 +2625,7 @@
             </w:pPr>
             <w:r>
               <w:rPr>
-                <w:rFonts w:ascii="Markazi Text" w:cs="Markazi Text" w:eastAsia="Markazi Text" w:hAnsi="Markazi Text"/>
+                <w:rFonts w:ascii="Arakom" w:cs="Arakom" w:eastAsia="Arakom" w:hAnsi="Arakom"/>
                 <w:b w:val="false"/>
                 <w:bCs w:val="false"/>
                 <w:color w:val="111111"/>
@@ -2795,7 +2795,7 @@
             </w:pPr>
             <w:r>
               <w:rPr>
-                <w:rFonts w:ascii="Markazi Text" w:cs="Markazi Text" w:eastAsia="Markazi Text" w:hAnsi="Markazi Text"/>
+                <w:rFonts w:ascii="Arakom" w:cs="Arakom" w:eastAsia="Arakom" w:hAnsi="Arakom"/>
                 <w:b w:val="false"/>
                 <w:bCs w:val="false"/>
                 <w:color w:val="111111"/>
@@ -2965,7 +2965,7 @@
             </w:pPr>
             <w:r>
               <w:rPr>
-                <w:rFonts w:ascii="Markazi Text" w:cs="Markazi Text" w:eastAsia="Markazi Text" w:hAnsi="Markazi Text"/>
+                <w:rFonts w:ascii="Arakom" w:cs="Arakom" w:eastAsia="Arakom" w:hAnsi="Arakom"/>
                 <w:b w:val="false"/>
                 <w:bCs w:val="false"/>
                 <w:color w:val="111111"/>
@@ -3215,7 +3215,7 @@
             </w:pPr>
             <w:r>
               <w:rPr>
-                <w:rFonts w:ascii="Markazi Text" w:cs="Markazi Text" w:eastAsia="Markazi Text" w:hAnsi="Markazi Text"/>
+                <w:rFonts w:ascii="Arakom" w:cs="Arakom" w:eastAsia="Arakom" w:hAnsi="Arakom"/>
                 <w:b w:val="false"/>
                 <w:bCs w:val="false"/>
                 <w:color w:val="111111"/>
@@ -3322,7 +3322,7 @@
             </w:pPr>
             <w:r>
               <w:rPr>
-                <w:rFonts w:ascii="Markazi Text" w:cs="Markazi Text" w:eastAsia="Markazi Text" w:hAnsi="Markazi Text"/>
+                <w:rFonts w:ascii="Arakom" w:cs="Arakom" w:eastAsia="Arakom" w:hAnsi="Arakom"/>
                 <w:b w:val="false"/>
                 <w:bCs w:val="false"/>
                 <w:color w:val="111111"/>
@@ -3394,7 +3394,7 @@
             </w:pPr>
             <w:r>
               <w:rPr>
-                <w:rFonts w:ascii="Markazi Text" w:cs="Markazi Text" w:eastAsia="Markazi Text" w:hAnsi="Markazi Text"/>
+                <w:rFonts w:ascii="Arakom" w:cs="Arakom" w:eastAsia="Arakom" w:hAnsi="Arakom"/>
                 <w:b w:val="false"/>
                 <w:bCs w:val="false"/>
                 <w:color w:val="111111"/>
@@ -3466,7 +3466,7 @@
             </w:pPr>
             <w:r>
               <w:rPr>
-                <w:rFonts w:ascii="Markazi Text" w:cs="Markazi Text" w:eastAsia="Markazi Text" w:hAnsi="Markazi Text"/>
+                <w:rFonts w:ascii="Arakom" w:cs="Arakom" w:eastAsia="Arakom" w:hAnsi="Arakom"/>
                 <w:b w:val="false"/>
                 <w:bCs w:val="false"/>
                 <w:color w:val="111111"/>
@@ -3538,7 +3538,7 @@
             </w:pPr>
             <w:r>
               <w:rPr>
-                <w:rFonts w:ascii="Markazi Text" w:cs="Markazi Text" w:eastAsia="Markazi Text" w:hAnsi="Markazi Text"/>
+                <w:rFonts w:ascii="Arakom" w:cs="Arakom" w:eastAsia="Arakom" w:hAnsi="Arakom"/>
                 <w:b w:val="false"/>
                 <w:bCs w:val="false"/>
                 <w:color w:val="111111"/>
@@ -3610,7 +3610,7 @@
             </w:pPr>
             <w:r>
               <w:rPr>
-                <w:rFonts w:ascii="Markazi Text" w:cs="Markazi Text" w:eastAsia="Markazi Text" w:hAnsi="Markazi Text"/>
+                <w:rFonts w:ascii="Arakom" w:cs="Arakom" w:eastAsia="Arakom" w:hAnsi="Arakom"/>
                 <w:b w:val="false"/>
                 <w:bCs w:val="false"/>
                 <w:color w:val="111111"/>
@@ -3682,7 +3682,7 @@
             </w:pPr>
             <w:r>
               <w:rPr>
-                <w:rFonts w:ascii="Markazi Text" w:cs="Markazi Text" w:eastAsia="Markazi Text" w:hAnsi="Markazi Text"/>
+                <w:rFonts w:ascii="Arakom" w:cs="Arakom" w:eastAsia="Arakom" w:hAnsi="Arakom"/>
                 <w:b w:val="false"/>
                 <w:bCs w:val="false"/>
                 <w:color w:val="111111"/>
@@ -3754,7 +3754,7 @@
             </w:pPr>
             <w:r>
               <w:rPr>
-                <w:rFonts w:ascii="Markazi Text" w:cs="Markazi Text" w:eastAsia="Markazi Text" w:hAnsi="Markazi Text"/>
+                <w:rFonts w:ascii="Arakom" w:cs="Arakom" w:eastAsia="Arakom" w:hAnsi="Arakom"/>
                 <w:b w:val="false"/>
                 <w:bCs w:val="false"/>
                 <w:color w:val="111111"/>
@@ -4173,7 +4173,7 @@
             </w:r>
             <w:r>
               <w:rPr>
-                <w:rFonts w:ascii="Markazi Text" w:cs="Markazi Text" w:eastAsia="Markazi Text" w:hAnsi="Markazi Text"/>
+                <w:rFonts w:ascii="Arakom" w:cs="Arakom" w:eastAsia="Arakom" w:hAnsi="Arakom"/>
                 <w:b w:val="false"/>
                 <w:bCs w:val="false"/>
                 <w:color w:val="111111"/>
@@ -4223,7 +4223,7 @@
             </w:r>
             <w:r>
               <w:rPr>
-                <w:rFonts w:ascii="Markazi Text" w:cs="Markazi Text" w:eastAsia="Markazi Text" w:hAnsi="Markazi Text"/>
+                <w:rFonts w:ascii="Arakom" w:cs="Arakom" w:eastAsia="Arakom" w:hAnsi="Arakom"/>
                 <w:b w:val="false"/>
                 <w:bCs w:val="false"/>
                 <w:color w:val="111111"/>
@@ -4278,7 +4278,7 @@
             </w:r>
             <w:r>
               <w:rPr>
-                <w:rFonts w:ascii="Markazi Text" w:cs="Markazi Text" w:eastAsia="Markazi Text" w:hAnsi="Markazi Text"/>
+                <w:rFonts w:ascii="Arakom" w:cs="Arakom" w:eastAsia="Arakom" w:hAnsi="Arakom"/>
                 <w:b w:val="false"/>
                 <w:bCs w:val="false"/>
                 <w:color w:val="111111"/>
@@ -4328,7 +4328,7 @@
             </w:r>
             <w:r>
               <w:rPr>
-                <w:rFonts w:ascii="Markazi Text" w:cs="Markazi Text" w:eastAsia="Markazi Text" w:hAnsi="Markazi Text"/>
+                <w:rFonts w:ascii="Arakom" w:cs="Arakom" w:eastAsia="Arakom" w:hAnsi="Arakom"/>
                 <w:b w:val="false"/>
                 <w:bCs w:val="false"/>
                 <w:color w:val="111111"/>
@@ -4420,7 +4420,7 @@
             </w:r>
             <w:r>
               <w:rPr>
-                <w:rFonts w:ascii="Markazi Text" w:cs="Markazi Text" w:eastAsia="Markazi Text" w:hAnsi="Markazi Text"/>
+                <w:rFonts w:ascii="Arakom" w:cs="Arakom" w:eastAsia="Arakom" w:hAnsi="Arakom"/>
                 <w:b w:val="false"/>
                 <w:bCs w:val="false"/>
                 <w:color w:val="111111"/>
@@ -4470,7 +4470,7 @@
             </w:r>
             <w:r>
               <w:rPr>
-                <w:rFonts w:ascii="Markazi Text" w:cs="Markazi Text" w:eastAsia="Markazi Text" w:hAnsi="Markazi Text"/>
+                <w:rFonts w:ascii="Arakom" w:cs="Arakom" w:eastAsia="Arakom" w:hAnsi="Arakom"/>
                 <w:b w:val="false"/>
                 <w:bCs w:val="false"/>
                 <w:color w:val="111111"/>
@@ -4525,7 +4525,7 @@
             </w:r>
             <w:r>
               <w:rPr>
-                <w:rFonts w:ascii="Markazi Text" w:cs="Markazi Text" w:eastAsia="Markazi Text" w:hAnsi="Markazi Text"/>
+                <w:rFonts w:ascii="Arakom" w:cs="Arakom" w:eastAsia="Arakom" w:hAnsi="Arakom"/>
                 <w:b w:val="false"/>
                 <w:bCs w:val="false"/>
                 <w:color w:val="111111"/>
@@ -4575,7 +4575,7 @@
             </w:r>
             <w:r>
               <w:rPr>
-                <w:rFonts w:ascii="Markazi Text" w:cs="Markazi Text" w:eastAsia="Markazi Text" w:hAnsi="Markazi Text"/>
+                <w:rFonts w:ascii="Arakom" w:cs="Arakom" w:eastAsia="Arakom" w:hAnsi="Arakom"/>
                 <w:b w:val="false"/>
                 <w:bCs w:val="false"/>
                 <w:color w:val="111111"/>
@@ -4910,7 +4910,7 @@
             </w:r>
             <w:r>
               <w:rPr>
-                <w:rFonts w:ascii="Markazi Text" w:cs="Markazi Text" w:eastAsia="Markazi Text" w:hAnsi="Markazi Text"/>
+                <w:rFonts w:ascii="Arakom" w:cs="Arakom" w:eastAsia="Arakom" w:hAnsi="Arakom"/>
                 <w:b w:val="false"/>
                 <w:bCs w:val="false"/>
                 <w:color w:val="111111"/>
@@ -4960,7 +4960,7 @@
             </w:r>
             <w:r>
               <w:rPr>
-                <w:rFonts w:ascii="Markazi Text" w:cs="Markazi Text" w:eastAsia="Markazi Text" w:hAnsi="Markazi Text"/>
+                <w:rFonts w:ascii="Arakom" w:cs="Arakom" w:eastAsia="Arakom" w:hAnsi="Arakom"/>
                 <w:b w:val="false"/>
                 <w:bCs w:val="false"/>
                 <w:color w:val="111111"/>
@@ -5015,7 +5015,7 @@
             </w:r>
             <w:r>
               <w:rPr>
-                <w:rFonts w:ascii="Markazi Text" w:cs="Markazi Text" w:eastAsia="Markazi Text" w:hAnsi="Markazi Text"/>
+                <w:rFonts w:ascii="Arakom" w:cs="Arakom" w:eastAsia="Arakom" w:hAnsi="Arakom"/>
                 <w:b w:val="false"/>
                 <w:bCs w:val="false"/>
                 <w:color w:val="111111"/>
@@ -5065,7 +5065,7 @@
             </w:r>
             <w:r>
               <w:rPr>
-                <w:rFonts w:ascii="Markazi Text" w:cs="Markazi Text" w:eastAsia="Markazi Text" w:hAnsi="Markazi Text"/>
+                <w:rFonts w:ascii="Arakom" w:cs="Arakom" w:eastAsia="Arakom" w:hAnsi="Arakom"/>
                 <w:b w:val="false"/>
                 <w:bCs w:val="false"/>
                 <w:color w:val="111111"/>
@@ -5367,7 +5367,7 @@
             </w:pPr>
             <w:r>
               <w:rPr>
-                <w:rFonts w:ascii="Markazi Text" w:cs="Markazi Text" w:eastAsia="Markazi Text" w:hAnsi="Markazi Text"/>
+                <w:rFonts w:ascii="Arakom" w:cs="Arakom" w:eastAsia="Arakom" w:hAnsi="Arakom"/>
                 <w:b w:val="false"/>
                 <w:bCs w:val="false"/>
                 <w:color w:val="111111"/>
@@ -5493,7 +5493,7 @@
             </w:pPr>
             <w:r>
               <w:rPr>
-                <w:rFonts w:ascii="Markazi Text" w:cs="Markazi Text" w:eastAsia="Markazi Text" w:hAnsi="Markazi Text"/>
+                <w:rFonts w:ascii="Arakom" w:cs="Arakom" w:eastAsia="Arakom" w:hAnsi="Arakom"/>
                 <w:b w:val="false"/>
                 <w:bCs w:val="false"/>
                 <w:color w:val="111111"/>
@@ -5619,7 +5619,7 @@
             </w:pPr>
             <w:r>
               <w:rPr>
-                <w:rFonts w:ascii="Markazi Text" w:cs="Markazi Text" w:eastAsia="Markazi Text" w:hAnsi="Markazi Text"/>
+                <w:rFonts w:ascii="Arakom" w:cs="Arakom" w:eastAsia="Arakom" w:hAnsi="Arakom"/>
                 <w:b w:val="false"/>
                 <w:bCs w:val="false"/>
                 <w:color w:val="111111"/>
@@ -5745,7 +5745,7 @@
             </w:pPr>
             <w:r>
               <w:rPr>
-                <w:rFonts w:ascii="Markazi Text" w:cs="Markazi Text" w:eastAsia="Markazi Text" w:hAnsi="Markazi Text"/>
+                <w:rFonts w:ascii="Arakom" w:cs="Arakom" w:eastAsia="Arakom" w:hAnsi="Arakom"/>
                 <w:b w:val="false"/>
                 <w:bCs w:val="false"/>
                 <w:color w:val="111111"/>
@@ -5871,7 +5871,7 @@
             </w:pPr>
             <w:r>
               <w:rPr>
-                <w:rFonts w:ascii="Markazi Text" w:cs="Markazi Text" w:eastAsia="Markazi Text" w:hAnsi="Markazi Text"/>
+                <w:rFonts w:ascii="Arakom" w:cs="Arakom" w:eastAsia="Arakom" w:hAnsi="Arakom"/>
                 <w:b w:val="false"/>
                 <w:bCs w:val="false"/>
                 <w:color w:val="111111"/>
@@ -6104,7 +6104,7 @@
             </w:pPr>
             <w:r>
               <w:rPr>
-                <w:rFonts w:ascii="Markazi Text" w:cs="Markazi Text" w:eastAsia="Markazi Text" w:hAnsi="Markazi Text"/>
+                <w:rFonts w:ascii="Arakom" w:cs="Arakom" w:eastAsia="Arakom" w:hAnsi="Arakom"/>
                 <w:b w:val="false"/>
                 <w:bCs w:val="false"/>
                 <w:color w:val="111111"/>
@@ -6176,7 +6176,7 @@
             </w:pPr>
             <w:r>
               <w:rPr>
-                <w:rFonts w:ascii="Markazi Text" w:cs="Markazi Text" w:eastAsia="Markazi Text" w:hAnsi="Markazi Text"/>
+                <w:rFonts w:ascii="Arakom" w:cs="Arakom" w:eastAsia="Arakom" w:hAnsi="Arakom"/>
                 <w:b w:val="false"/>
                 <w:bCs w:val="false"/>
                 <w:color w:val="111111"/>
@@ -6248,7 +6248,7 @@
             </w:pPr>
             <w:r>
               <w:rPr>
-                <w:rFonts w:ascii="Markazi Text" w:cs="Markazi Text" w:eastAsia="Markazi Text" w:hAnsi="Markazi Text"/>
+                <w:rFonts w:ascii="Arakom" w:cs="Arakom" w:eastAsia="Arakom" w:hAnsi="Arakom"/>
                 <w:b w:val="false"/>
                 <w:bCs w:val="false"/>
                 <w:color w:val="111111"/>
@@ -6320,7 +6320,7 @@
             </w:pPr>
             <w:r>
               <w:rPr>
-                <w:rFonts w:ascii="Markazi Text" w:cs="Markazi Text" w:eastAsia="Markazi Text" w:hAnsi="Markazi Text"/>
+                <w:rFonts w:ascii="Arakom" w:cs="Arakom" w:eastAsia="Arakom" w:hAnsi="Arakom"/>
                 <w:b w:val="false"/>
                 <w:bCs w:val="false"/>
                 <w:color w:val="111111"/>
@@ -6392,7 +6392,7 @@
             </w:pPr>
             <w:r>
               <w:rPr>
-                <w:rFonts w:ascii="Markazi Text" w:cs="Markazi Text" w:eastAsia="Markazi Text" w:hAnsi="Markazi Text"/>
+                <w:rFonts w:ascii="Arakom" w:cs="Arakom" w:eastAsia="Arakom" w:hAnsi="Arakom"/>
                 <w:b w:val="false"/>
                 <w:bCs w:val="false"/>
                 <w:color w:val="111111"/>
@@ -6544,7 +6544,7 @@
             </w:pPr>
             <w:r>
               <w:rPr>
-                <w:rFonts w:ascii="Markazi Text" w:cs="Markazi Text" w:eastAsia="Markazi Text" w:hAnsi="Markazi Text"/>
+                <w:rFonts w:ascii="Arakom" w:cs="Arakom" w:eastAsia="Arakom" w:hAnsi="Arakom"/>
                 <w:b w:val="false"/>
                 <w:bCs w:val="false"/>
                 <w:color w:val="111111"/>
@@ -7148,7 +7148,7 @@
             </w:pPr>
             <w:r>
               <w:rPr>
-                <w:rFonts w:ascii="Markazi Text" w:cs="Markazi Text" w:eastAsia="Markazi Text" w:hAnsi="Markazi Text"/>
+                <w:rFonts w:ascii="Arakom" w:cs="Arakom" w:eastAsia="Arakom" w:hAnsi="Arakom"/>
                 <w:b w:val="false"/>
                 <w:bCs w:val="false"/>
                 <w:color w:val="111111"/>
@@ -7166,7 +7166,7 @@
             </w:pPr>
             <w:r>
               <w:rPr>
-                <w:rFonts w:ascii="Markazi Text" w:cs="Markazi Text" w:eastAsia="Markazi Text" w:hAnsi="Markazi Text"/>
+                <w:rFonts w:ascii="Arakom" w:cs="Arakom" w:eastAsia="Arakom" w:hAnsi="Arakom"/>
                 <w:b w:val="false"/>
                 <w:bCs w:val="false"/>
                 <w:color w:val="111111"/>
@@ -7184,7 +7184,7 @@
             </w:pPr>
             <w:r>
               <w:rPr>
-                <w:rFonts w:ascii="Markazi Text" w:cs="Markazi Text" w:eastAsia="Markazi Text" w:hAnsi="Markazi Text"/>
+                <w:rFonts w:ascii="Arakom" w:cs="Arakom" w:eastAsia="Arakom" w:hAnsi="Arakom"/>
                 <w:b w:val="false"/>
                 <w:bCs w:val="false"/>
                 <w:color w:val="111111"/>
@@ -7372,7 +7372,7 @@
             </w:pPr>
             <w:r>
               <w:rPr>
-                <w:rFonts w:ascii="Markazi Text" w:cs="Markazi Text" w:eastAsia="Markazi Text" w:hAnsi="Markazi Text"/>
+                <w:rFonts w:ascii="Arakom" w:cs="Arakom" w:eastAsia="Arakom" w:hAnsi="Arakom"/>
                 <w:b w:val="false"/>
                 <w:bCs w:val="false"/>
                 <w:color w:val="111111"/>
@@ -7390,7 +7390,7 @@
             </w:pPr>
             <w:r>
               <w:rPr>
-                <w:rFonts w:ascii="Markazi Text" w:cs="Markazi Text" w:eastAsia="Markazi Text" w:hAnsi="Markazi Text"/>
+                <w:rFonts w:ascii="Arakom" w:cs="Arakom" w:eastAsia="Arakom" w:hAnsi="Arakom"/>
                 <w:b w:val="false"/>
                 <w:bCs w:val="false"/>
                 <w:color w:val="111111"/>
@@ -7672,7 +7672,7 @@
             </w:pPr>
             <w:r>
               <w:rPr>
-                <w:rFonts w:ascii="Markazi Text" w:cs="Markazi Text" w:eastAsia="Markazi Text" w:hAnsi="Markazi Text"/>
+                <w:rFonts w:ascii="Arakom" w:cs="Arakom" w:eastAsia="Arakom" w:hAnsi="Arakom"/>
                 <w:b w:val="false"/>
                 <w:bCs w:val="false"/>
                 <w:color w:val="111111"/>
@@ -7690,7 +7690,7 @@
             </w:pPr>
             <w:r>
               <w:rPr>
-                <w:rFonts w:ascii="Markazi Text" w:cs="Markazi Text" w:eastAsia="Markazi Text" w:hAnsi="Markazi Text"/>
+                <w:rFonts w:ascii="Arakom" w:cs="Arakom" w:eastAsia="Arakom" w:hAnsi="Arakom"/>
                 <w:b w:val="false"/>
                 <w:bCs w:val="false"/>
                 <w:color w:val="111111"/>
@@ -7708,7 +7708,7 @@
             </w:pPr>
             <w:r>
               <w:rPr>
-                <w:rFonts w:ascii="Markazi Text" w:cs="Markazi Text" w:eastAsia="Markazi Text" w:hAnsi="Markazi Text"/>
+                <w:rFonts w:ascii="Arakom" w:cs="Arakom" w:eastAsia="Arakom" w:hAnsi="Arakom"/>
                 <w:b w:val="false"/>
                 <w:bCs w:val="false"/>
                 <w:color w:val="111111"/>
